--- a/Ciclo-2024-Segundo-Semestre/Contenido/Recursos Educativos/Ejercicios/Ejercicio Semana 5.docx
+++ b/Ciclo-2024-Segundo-Semestre/Contenido/Recursos Educativos/Ejercicios/Ejercicio Semana 5.docx
@@ -7,6 +7,7 @@
         <w:spacing w:line="256" w:lineRule="auto"/>
         <w:rPr>
           <w:b w:val="1"/>
+          <w:bCs w:val="1"/>
           <w:sz w:val="24"/>
           <w:szCs w:val="24"/>
         </w:rPr>
@@ -14,6 +15,7 @@
       <w:r>
         <w:rPr>
           <w:b w:val="1"/>
+          <w:bCs w:val="1"/>
           <w:sz w:val="24"/>
           <w:szCs w:val="24"/>
           <w:rtl w:val="0"/>
@@ -26,6 +28,7 @@
         <w:spacing w:line="256" w:lineRule="auto"/>
         <w:rPr>
           <w:b w:val="1"/>
+          <w:bCs w:val="1"/>
           <w:sz w:val="24"/>
           <w:szCs w:val="24"/>
         </w:rPr>
@@ -33,6 +36,7 @@
       <w:r>
         <w:rPr>
           <w:b w:val="1"/>
+          <w:bCs w:val="1"/>
           <w:sz w:val="24"/>
           <w:szCs w:val="24"/>
           <w:rtl w:val="0"/>
@@ -62,7 +66,7 @@
                   </pic:nvPicPr>
                   <pic:blipFill>
                     <a:blip r:embed="rId6"/>
-                    <a:srcRect b="10839" l="13099" r="19396" t="19747"/>
+                    <a:srcRect b="10840" l="13099" r="19396" t="19748"/>
                     <a:stretch>
                       <a:fillRect/>
                     </a:stretch>
@@ -87,6 +91,7 @@
         <w:spacing w:line="256" w:lineRule="auto"/>
         <w:rPr>
           <w:b w:val="1"/>
+          <w:bCs w:val="1"/>
           <w:sz w:val="24"/>
           <w:szCs w:val="24"/>
         </w:rPr>
@@ -94,6 +99,7 @@
       <w:r>
         <w:rPr>
           <w:b w:val="1"/>
+          <w:bCs w:val="1"/>
           <w:sz w:val="24"/>
           <w:szCs w:val="24"/>
           <w:rtl w:val="0"/>
@@ -106,6 +112,7 @@
         <w:spacing w:line="256" w:lineRule="auto"/>
         <w:rPr>
           <w:b w:val="1"/>
+          <w:bCs w:val="1"/>
           <w:sz w:val="24"/>
           <w:szCs w:val="24"/>
         </w:rPr>
@@ -113,6 +120,7 @@
       <w:r>
         <w:rPr>
           <w:b w:val="1"/>
+          <w:bCs w:val="1"/>
           <w:sz w:val="24"/>
           <w:szCs w:val="24"/>
           <w:rtl w:val="0"/>
@@ -125,6 +133,7 @@
         <w:spacing w:line="256" w:lineRule="auto"/>
         <w:rPr>
           <w:b w:val="1"/>
+          <w:bCs w:val="1"/>
           <w:sz w:val="24"/>
           <w:szCs w:val="24"/>
         </w:rPr>
@@ -132,6 +141,7 @@
       <w:r>
         <w:rPr>
           <w:b w:val="1"/>
+          <w:bCs w:val="1"/>
           <w:sz w:val="24"/>
           <w:szCs w:val="24"/>
           <w:rtl w:val="0"/>
@@ -144,6 +154,7 @@
         <w:spacing w:line="256" w:lineRule="auto"/>
         <w:rPr>
           <w:b w:val="1"/>
+          <w:bCs w:val="1"/>
           <w:sz w:val="24"/>
           <w:szCs w:val="24"/>
         </w:rPr>
@@ -151,6 +162,7 @@
       <w:r>
         <w:rPr>
           <w:b w:val="1"/>
+          <w:bCs w:val="1"/>
           <w:sz w:val="24"/>
           <w:szCs w:val="24"/>
           <w:rtl w:val="0"/>
@@ -180,6 +192,7 @@
         <w:spacing w:line="256" w:lineRule="auto"/>
         <w:rPr>
           <w:b w:val="1"/>
+          <w:bCs w:val="1"/>
           <w:sz w:val="24"/>
           <w:szCs w:val="24"/>
         </w:rPr>
@@ -187,6 +200,7 @@
       <w:r>
         <w:rPr>
           <w:b w:val="1"/>
+          <w:bCs w:val="1"/>
           <w:sz w:val="24"/>
           <w:szCs w:val="24"/>
           <w:rtl w:val="0"/>
@@ -230,6 +244,7 @@
         <w:jc w:val="center"/>
         <w:rPr>
           <w:b w:val="1"/>
+          <w:bCs w:val="1"/>
           <w:sz w:val="40"/>
           <w:szCs w:val="40"/>
         </w:rPr>
@@ -237,6 +252,7 @@
       <w:r>
         <w:rPr>
           <w:b w:val="1"/>
+          <w:bCs w:val="1"/>
           <w:sz w:val="40"/>
           <w:szCs w:val="40"/>
           <w:rtl w:val="0"/>
@@ -253,6 +269,7 @@
         <w:jc w:val="center"/>
         <w:rPr>
           <w:b w:val="1"/>
+          <w:bCs w:val="1"/>
           <w:sz w:val="40"/>
           <w:szCs w:val="40"/>
         </w:rPr>
@@ -260,6 +277,7 @@
       <w:r>
         <w:rPr>
           <w:b w:val="1"/>
+          <w:bCs w:val="1"/>
           <w:sz w:val="40"/>
           <w:szCs w:val="40"/>
           <w:rtl w:val="0"/>
@@ -292,6 +310,7 @@
         <w:jc w:val="center"/>
         <w:rPr>
           <w:b w:val="1"/>
+          <w:bCs w:val="1"/>
           <w:color w:val="1155cc"/>
           <w:sz w:val="48"/>
           <w:szCs w:val="48"/>
@@ -302,6 +321,7 @@
       <w:r>
         <w:rPr>
           <w:b w:val="1"/>
+          <w:bCs w:val="1"/>
           <w:color w:val="1155cc"/>
           <w:sz w:val="48"/>
           <w:szCs w:val="48"/>
@@ -326,6 +346,7 @@
         <w:pStyle w:val="Heading2"/>
         <w:rPr>
           <w:b w:val="1"/>
+          <w:bCs w:val="1"/>
           <w:color w:val="1155cc"/>
         </w:rPr>
       </w:pPr>
@@ -334,6 +355,7 @@
       <w:r>
         <w:rPr>
           <w:b w:val="1"/>
+          <w:bCs w:val="1"/>
           <w:color w:val="1155cc"/>
           <w:rtl w:val="0"/>
         </w:rPr>
@@ -344,11 +366,13 @@
       <w:pPr>
         <w:rPr>
           <w:b w:val="1"/>
-        </w:rPr>
-      </w:pPr>
-      <w:r>
-        <w:rPr>
-          <w:b w:val="1"/>
+          <w:bCs w:val="1"/>
+        </w:rPr>
+      </w:pPr>
+      <w:r>
+        <w:rPr>
+          <w:b w:val="1"/>
+          <w:bCs w:val="1"/>
           <w:rtl w:val="0"/>
         </w:rPr>
         <w:t xml:space="preserve">Contexto del ejercicio:</w:t>
@@ -400,6 +424,7 @@
         <w:pStyle w:val="Heading2"/>
         <w:rPr>
           <w:b w:val="1"/>
+          <w:bCs w:val="1"/>
           <w:color w:val="1155cc"/>
         </w:rPr>
       </w:pPr>
@@ -408,6 +433,7 @@
       <w:r>
         <w:rPr>
           <w:b w:val="1"/>
+          <w:bCs w:val="1"/>
           <w:color w:val="1155cc"/>
           <w:rtl w:val="0"/>
         </w:rPr>
@@ -420,6 +446,7 @@
         <w:spacing w:after="240" w:before="240" w:lineRule="auto"/>
         <w:rPr>
           <w:b w:val="1"/>
+          <w:bCs w:val="1"/>
           <w:color w:val="1155cc"/>
         </w:rPr>
       </w:pPr>
@@ -428,6 +455,7 @@
       <w:r>
         <w:rPr>
           <w:b w:val="1"/>
+          <w:bCs w:val="1"/>
           <w:color w:val="1155cc"/>
           <w:rtl w:val="0"/>
         </w:rPr>
@@ -446,6 +474,7 @@
       <w:r>
         <w:rPr>
           <w:b w:val="1"/>
+          <w:bCs w:val="1"/>
           <w:rtl w:val="0"/>
         </w:rPr>
         <w:t xml:space="preserve">Node.js:</w:t>
@@ -1169,6 +1198,7 @@
       <w:r>
         <w:rPr>
           <w:b w:val="1"/>
+          <w:bCs w:val="1"/>
           <w:rtl w:val="0"/>
         </w:rPr>
         <w:t xml:space="preserve">Python (opcional):</w:t>
@@ -1719,6 +1749,7 @@
         <w:pStyle w:val="Heading3"/>
         <w:rPr>
           <w:b w:val="1"/>
+          <w:bCs w:val="1"/>
           <w:color w:val="1155cc"/>
         </w:rPr>
       </w:pPr>
@@ -1727,6 +1758,7 @@
       <w:r>
         <w:rPr>
           <w:b w:val="1"/>
+          <w:bCs w:val="1"/>
           <w:color w:val="1155cc"/>
           <w:rtl w:val="0"/>
         </w:rPr>
@@ -2178,6 +2210,7 @@
       <w:r>
         <w:rPr>
           <w:b w:val="1"/>
+          <w:bCs w:val="1"/>
           <w:color w:val="c5221f"/>
           <w:rtl w:val="0"/>
         </w:rPr>
@@ -2205,6 +2238,7 @@
         <w:pStyle w:val="Heading3"/>
         <w:rPr>
           <w:b w:val="1"/>
+          <w:bCs w:val="1"/>
           <w:color w:val="1155cc"/>
         </w:rPr>
       </w:pPr>
@@ -2213,6 +2247,7 @@
       <w:r>
         <w:rPr>
           <w:b w:val="1"/>
+          <w:bCs w:val="1"/>
           <w:color w:val="1155cc"/>
           <w:rtl w:val="0"/>
         </w:rPr>
@@ -2223,11 +2258,13 @@
       <w:pPr>
         <w:rPr>
           <w:b w:val="1"/>
-        </w:rPr>
-      </w:pPr>
-      <w:r>
-        <w:rPr>
-          <w:b w:val="1"/>
+          <w:bCs w:val="1"/>
+        </w:rPr>
+      </w:pPr>
+      <w:r>
+        <w:rPr>
+          <w:b w:val="1"/>
+          <w:bCs w:val="1"/>
           <w:rtl w:val="0"/>
         </w:rPr>
         <w:t xml:space="preserve">Construir la imagen Docker</w:t>
@@ -2370,23 +2407,26 @@
       <w:pPr>
         <w:rPr>
           <w:b w:val="1"/>
-        </w:rPr>
-      </w:pPr>
-      <w:r>
-        <w:rPr>
-          <w:rtl w:val="0"/>
-        </w:rPr>
-      </w:r>
-    </w:p>
-    <w:p>
-      <w:pPr>
-        <w:rPr>
-          <w:b w:val="1"/>
-        </w:rPr>
-      </w:pPr>
-      <w:r>
-        <w:rPr>
-          <w:b w:val="1"/>
+          <w:bCs w:val="1"/>
+        </w:rPr>
+      </w:pPr>
+      <w:r>
+        <w:rPr>
+          <w:rtl w:val="0"/>
+        </w:rPr>
+      </w:r>
+    </w:p>
+    <w:p>
+      <w:pPr>
+        <w:rPr>
+          <w:b w:val="1"/>
+          <w:bCs w:val="1"/>
+        </w:rPr>
+      </w:pPr>
+      <w:r>
+        <w:rPr>
+          <w:b w:val="1"/>
+          <w:bCs w:val="1"/>
           <w:rtl w:val="0"/>
         </w:rPr>
         <w:t xml:space="preserve">Ejecutar el contenedor</w:t>
@@ -2530,6 +2570,7 @@
       <w:r>
         <w:rPr>
           <w:b w:val="1"/>
+          <w:bCs w:val="1"/>
           <w:color w:val="1155cc"/>
           <w:rtl w:val="0"/>
         </w:rPr>
@@ -2973,6 +3014,7 @@
     </w:pPr>
     <w:rPr>
       <w:b w:val="0"/>
+      <w:bCs w:val="0"/>
       <w:sz w:val="32"/>
       <w:szCs w:val="32"/>
     </w:rPr>
@@ -2989,6 +3031,7 @@
     </w:pPr>
     <w:rPr>
       <w:b w:val="0"/>
+      <w:bCs w:val="0"/>
       <w:color w:val="434343"/>
       <w:sz w:val="28"/>
       <w:szCs w:val="28"/>
@@ -3038,6 +3081,7 @@
     </w:pPr>
     <w:rPr>
       <w:i w:val="1"/>
+      <w:iCs w:val="1"/>
       <w:color w:val="666666"/>
       <w:sz w:val="22"/>
       <w:szCs w:val="22"/>
@@ -3071,6 +3115,7 @@
     <w:rPr>
       <w:rFonts w:ascii="Arial" w:cs="Arial" w:eastAsia="Arial" w:hAnsi="Arial"/>
       <w:i w:val="0"/>
+      <w:iCs w:val="0"/>
       <w:color w:val="666666"/>
       <w:sz w:val="30"/>
       <w:szCs w:val="30"/>
